--- a/AgriScan360_Project_Proposal.docx
+++ b/AgriScan360_Project_Proposal.docx
@@ -3978,6 +3978,14 @@
         <w:t>Stage 1 Gas Purge: In Stage 1, chamber ventilation is performed manually between scans. Stage 2 eliminates this through an automated 40 mm 5V exhaust blower fan and tunnel flaps.</w:t>
       </w:r>
     </w:p>
+    <w:p>
+      <w:pPr>
+        <w:pStyle w:val="ListBullet"/>
+      </w:pPr>
+      <w:r>
+        <w:t>Electrochemical Gas Sensing Evolution &amp; Advanced ML (Bosch BME AI-Studio &amp; BSEC Integration): In Stage 1, gas sensing utilizes direct baseline resistance drop (ΔR_gas in kΩ at a fixed 320°C heater step) to provide a deterministic, immediate rot indicator without external software toolchain dependencies. This deliberately avoided the extensive data-collection bottleneck (requiring 50+ multi-day chamber sessions per produce type) and closed-source C library (libalgobsec.a) linking challenges on 64-bit Raspberry Pi OS Bookworm during physical system validation. As future work for Stage 2, headspace sensing will advance to high-selectivity chemical fingerprinting using Bosch BME AI-Studio and the BSEC 2.x embedded library. The sensor will be configured with a 10-step cyclic thermal profile (modulating hotplate temperatures from 200°C to 320°C in 150 ms intervals). Because decomposition volatiles (ethylene, ethanol, acetic acid) exhibit distinct reaction kinetics at different activation temperatures, the resulting 10-point resistance response curve generates a unique molecular signature. Using BME AI-Studio, custom neural networks will be trained on logged .bmerawdata chamber datasets and compiled into optimized BSEC profiles, enabling multi-class probabilistic freshness inference (e.g., Fresh %, Rotten %, Early Decay %) alongside autonomous temperature and humidity drift compensation.</w:t>
+      </w:r>
+    </w:p>
     <w:p/>
     <w:p>
       <w:pPr>
